--- a/Marco_Cavani_Resume_EU.docx
+++ b/Marco_Cavani_Resume_EU.docx
@@ -1231,7 +1231,7 @@
           <w:i w:val="0"/>
           <w:sz w:val="21"/>
         </w:rPr>
-        <w:t>EU Citizen (Italian passport) — full right to work in Ireland, Malta, and all EU/EEA member states. Native Italian speaker. Professional-level English. Available for relocation.</w:t>
+        <w:t>EU Citizen (Italian passport).</w:t>
       </w:r>
     </w:p>
     <w:sectPr>
